--- a/docs/use-cases-specificaitons/use-case-specifications-en.docx
+++ b/docs/use-cases-specificaitons/use-case-specifications-en.docx
@@ -418,7 +418,7 @@
                 <w:szCs w:val="24"/>
                 <w:rtl w:val="0"/>
               </w:rPr>
-              <w:t>The actor has permission to register organizations.</w:t>
+              <w:t>The user is logged in.</w:t>
             </w:r>
           </w:p>
         </w:tc>
@@ -612,27 +612,47 @@
                 <w:szCs w:val="24"/>
                 <w:rtl w:val="0"/>
               </w:rPr>
-              <w:t>4. The system checks that the data is valid and complete.</w:t>
-            </w:r>
-          </w:p>
-          <w:p>
-            <w:pPr>
-              <w:keepNext/>
-              <w:keepLines/>
-              <w:bidi w:val="0"/>
-              <w:spacing w:after="0" w:line="247" w:lineRule="auto" w:before="0"/>
-              <w:jc w:val="left"/>
-            </w:pPr>
-            <w:r>
-              <w:rPr>
-                <w:rFonts w:cs="Arial" w:ascii="Arial" w:hAnsi="Arial"/>
-                <w:b w:val="0"/>
-                <w:color w:val="14202B"/>
-                <w:sz w:val="21"/>
-                <w:szCs w:val="24"/>
-                <w:rtl w:val="0"/>
-              </w:rPr>
-              <w:t>5. The system saves the bank record and displays a registration confirmation.</w:t>
+              <w:t>4. The administrator clicks the submit button.</w:t>
+            </w:r>
+          </w:p>
+          <w:p>
+            <w:pPr>
+              <w:keepNext/>
+              <w:keepLines/>
+              <w:bidi w:val="0"/>
+              <w:spacing w:after="0" w:line="247" w:lineRule="auto" w:before="0"/>
+              <w:jc w:val="left"/>
+            </w:pPr>
+            <w:r>
+              <w:rPr>
+                <w:rFonts w:cs="Arial" w:ascii="Arial" w:hAnsi="Arial"/>
+                <w:b w:val="0"/>
+                <w:color w:val="14202B"/>
+                <w:sz w:val="21"/>
+                <w:szCs w:val="24"/>
+                <w:rtl w:val="0"/>
+              </w:rPr>
+              <w:t>5. The system checks that the data is valid and complete.</w:t>
+            </w:r>
+          </w:p>
+          <w:p>
+            <w:pPr>
+              <w:keepNext/>
+              <w:keepLines/>
+              <w:bidi w:val="0"/>
+              <w:spacing w:after="0" w:line="247" w:lineRule="auto" w:before="0"/>
+              <w:jc w:val="left"/>
+            </w:pPr>
+            <w:r>
+              <w:rPr>
+                <w:rFonts w:cs="Arial" w:ascii="Arial" w:hAnsi="Arial"/>
+                <w:b w:val="0"/>
+                <w:color w:val="14202B"/>
+                <w:sz w:val="21"/>
+                <w:szCs w:val="24"/>
+                <w:rtl w:val="0"/>
+              </w:rPr>
+              <w:t>6. The system saves the bank record and displays a registration confirmation.</w:t>
             </w:r>
           </w:p>
         </w:tc>
@@ -1260,7 +1280,7 @@
                 <w:szCs w:val="24"/>
                 <w:rtl w:val="0"/>
               </w:rPr>
-              <w:t>The actor has permission to register organizations.</w:t>
+              <w:t>The user is logged in.</w:t>
             </w:r>
           </w:p>
         </w:tc>
@@ -1474,27 +1494,47 @@
                 <w:szCs w:val="24"/>
                 <w:rtl w:val="0"/>
               </w:rPr>
-              <w:t>4. The system validates the data.</w:t>
-            </w:r>
-          </w:p>
-          <w:p>
-            <w:pPr>
-              <w:keepNext/>
-              <w:keepLines/>
-              <w:bidi w:val="0"/>
-              <w:spacing w:after="0" w:line="247" w:lineRule="auto" w:before="0"/>
-              <w:jc w:val="left"/>
-            </w:pPr>
-            <w:r>
-              <w:rPr>
-                <w:rFonts w:cs="Arial" w:ascii="Arial" w:hAnsi="Arial"/>
-                <w:b w:val="0"/>
-                <w:color w:val="14202B"/>
-                <w:sz w:val="21"/>
-                <w:szCs w:val="24"/>
-                <w:rtl w:val="0"/>
-              </w:rPr>
-              <w:t>5. The system saves the hospital record and displays a registration confirmation.</w:t>
+              <w:t>4. The administrator clicks the submit button.</w:t>
+            </w:r>
+          </w:p>
+          <w:p>
+            <w:pPr>
+              <w:keepNext/>
+              <w:keepLines/>
+              <w:bidi w:val="0"/>
+              <w:spacing w:after="0" w:line="247" w:lineRule="auto" w:before="0"/>
+              <w:jc w:val="left"/>
+            </w:pPr>
+            <w:r>
+              <w:rPr>
+                <w:rFonts w:cs="Arial" w:ascii="Arial" w:hAnsi="Arial"/>
+                <w:b w:val="0"/>
+                <w:color w:val="14202B"/>
+                <w:sz w:val="21"/>
+                <w:szCs w:val="24"/>
+                <w:rtl w:val="0"/>
+              </w:rPr>
+              <w:t>5. The system validates the data.</w:t>
+            </w:r>
+          </w:p>
+          <w:p>
+            <w:pPr>
+              <w:keepNext/>
+              <w:keepLines/>
+              <w:bidi w:val="0"/>
+              <w:spacing w:after="0" w:line="247" w:lineRule="auto" w:before="0"/>
+              <w:jc w:val="left"/>
+            </w:pPr>
+            <w:r>
+              <w:rPr>
+                <w:rFonts w:cs="Arial" w:ascii="Arial" w:hAnsi="Arial"/>
+                <w:b w:val="0"/>
+                <w:color w:val="14202B"/>
+                <w:sz w:val="21"/>
+                <w:szCs w:val="24"/>
+                <w:rtl w:val="0"/>
+              </w:rPr>
+              <w:t>6. The system saves the hospital record and displays a registration confirmation.</w:t>
             </w:r>
           </w:p>
         </w:tc>
@@ -2142,7 +2182,7 @@
                 <w:szCs w:val="24"/>
                 <w:rtl w:val="0"/>
               </w:rPr>
-              <w:t>The actor has permission to view staff accounts.</w:t>
+              <w:t>The user is logged in.</w:t>
             </w:r>
           </w:p>
         </w:tc>
@@ -3024,7 +3064,7 @@
                 <w:szCs w:val="24"/>
                 <w:rtl w:val="0"/>
               </w:rPr>
-              <w:t>The target account exists, and the actor has permission to update it.</w:t>
+              <w:t>The user is logged in.</w:t>
             </w:r>
           </w:p>
         </w:tc>
@@ -3248,27 +3288,47 @@
                 <w:szCs w:val="24"/>
                 <w:rtl w:val="0"/>
               </w:rPr>
-              <w:t>4. The system validates the data and the compatibility of the role with the organization assignment.</w:t>
-            </w:r>
-          </w:p>
-          <w:p>
-            <w:pPr>
-              <w:keepNext/>
-              <w:keepLines/>
-              <w:bidi w:val="0"/>
-              <w:spacing w:after="0" w:line="247" w:lineRule="auto" w:before="0"/>
-              <w:jc w:val="left"/>
-            </w:pPr>
-            <w:r>
-              <w:rPr>
-                <w:rFonts w:cs="Arial" w:ascii="Arial" w:hAnsi="Arial"/>
-                <w:b w:val="0"/>
-                <w:color w:val="14202B"/>
-                <w:sz w:val="21"/>
-                <w:szCs w:val="24"/>
-                <w:rtl w:val="0"/>
-              </w:rPr>
-              <w:t>5. The system saves the changes and displays the updated details.</w:t>
+              <w:t>4. The administrator clicks the save button.</w:t>
+            </w:r>
+          </w:p>
+          <w:p>
+            <w:pPr>
+              <w:keepNext/>
+              <w:keepLines/>
+              <w:bidi w:val="0"/>
+              <w:spacing w:after="0" w:line="247" w:lineRule="auto" w:before="0"/>
+              <w:jc w:val="left"/>
+            </w:pPr>
+            <w:r>
+              <w:rPr>
+                <w:rFonts w:cs="Arial" w:ascii="Arial" w:hAnsi="Arial"/>
+                <w:b w:val="0"/>
+                <w:color w:val="14202B"/>
+                <w:sz w:val="21"/>
+                <w:szCs w:val="24"/>
+                <w:rtl w:val="0"/>
+              </w:rPr>
+              <w:t>5. The system validates the data and the compatibility of the role with the organization assignment.</w:t>
+            </w:r>
+          </w:p>
+          <w:p>
+            <w:pPr>
+              <w:keepNext/>
+              <w:keepLines/>
+              <w:bidi w:val="0"/>
+              <w:spacing w:after="0" w:line="247" w:lineRule="auto" w:before="0"/>
+              <w:jc w:val="left"/>
+            </w:pPr>
+            <w:r>
+              <w:rPr>
+                <w:rFonts w:cs="Arial" w:ascii="Arial" w:hAnsi="Arial"/>
+                <w:b w:val="0"/>
+                <w:color w:val="14202B"/>
+                <w:sz w:val="21"/>
+                <w:szCs w:val="24"/>
+                <w:rtl w:val="0"/>
+              </w:rPr>
+              <w:t>6. The system saves the changes and displays the updated details.</w:t>
             </w:r>
           </w:p>
         </w:tc>
@@ -3916,7 +3976,7 @@
                 <w:szCs w:val="24"/>
                 <w:rtl w:val="0"/>
               </w:rPr>
-              <w:t>The blood bank exists, and the actor has permission to register staff for it.</w:t>
+              <w:t>The user is logged in.</w:t>
             </w:r>
           </w:p>
         </w:tc>
@@ -4130,47 +4190,67 @@
                 <w:szCs w:val="24"/>
                 <w:rtl w:val="0"/>
               </w:rPr>
-              <w:t>4. The system validates the data.</w:t>
-            </w:r>
-          </w:p>
-          <w:p>
-            <w:pPr>
-              <w:keepNext/>
-              <w:keepLines/>
-              <w:bidi w:val="0"/>
-              <w:spacing w:after="0" w:line="247" w:lineRule="auto" w:before="0"/>
-              <w:jc w:val="left"/>
-            </w:pPr>
-            <w:r>
-              <w:rPr>
-                <w:rFonts w:cs="Arial" w:ascii="Arial" w:hAnsi="Arial"/>
-                <w:b w:val="0"/>
-                <w:color w:val="14202B"/>
-                <w:sz w:val="21"/>
-                <w:szCs w:val="24"/>
-                <w:rtl w:val="0"/>
-              </w:rPr>
-              <w:t>5. The system creates the account and assigns it to the selected bank and role.</w:t>
-            </w:r>
-          </w:p>
-          <w:p>
-            <w:pPr>
-              <w:keepNext/>
-              <w:keepLines/>
-              <w:bidi w:val="0"/>
-              <w:spacing w:after="0" w:line="247" w:lineRule="auto" w:before="0"/>
-              <w:jc w:val="left"/>
-            </w:pPr>
-            <w:r>
-              <w:rPr>
-                <w:rFonts w:cs="Arial" w:ascii="Arial" w:hAnsi="Arial"/>
-                <w:b w:val="0"/>
-                <w:color w:val="14202B"/>
-                <w:sz w:val="21"/>
-                <w:szCs w:val="24"/>
-                <w:rtl w:val="0"/>
-              </w:rPr>
-              <w:t>6. The system displays a registration confirmation.</w:t>
+              <w:t>4. The actor clicks the submit button.</w:t>
+            </w:r>
+          </w:p>
+          <w:p>
+            <w:pPr>
+              <w:keepNext/>
+              <w:keepLines/>
+              <w:bidi w:val="0"/>
+              <w:spacing w:after="0" w:line="247" w:lineRule="auto" w:before="0"/>
+              <w:jc w:val="left"/>
+            </w:pPr>
+            <w:r>
+              <w:rPr>
+                <w:rFonts w:cs="Arial" w:ascii="Arial" w:hAnsi="Arial"/>
+                <w:b w:val="0"/>
+                <w:color w:val="14202B"/>
+                <w:sz w:val="21"/>
+                <w:szCs w:val="24"/>
+                <w:rtl w:val="0"/>
+              </w:rPr>
+              <w:t>5. The system validates the data.</w:t>
+            </w:r>
+          </w:p>
+          <w:p>
+            <w:pPr>
+              <w:keepNext/>
+              <w:keepLines/>
+              <w:bidi w:val="0"/>
+              <w:spacing w:after="0" w:line="247" w:lineRule="auto" w:before="0"/>
+              <w:jc w:val="left"/>
+            </w:pPr>
+            <w:r>
+              <w:rPr>
+                <w:rFonts w:cs="Arial" w:ascii="Arial" w:hAnsi="Arial"/>
+                <w:b w:val="0"/>
+                <w:color w:val="14202B"/>
+                <w:sz w:val="21"/>
+                <w:szCs w:val="24"/>
+                <w:rtl w:val="0"/>
+              </w:rPr>
+              <w:t>6. The system creates the account and assigns it to the selected bank and role.</w:t>
+            </w:r>
+          </w:p>
+          <w:p>
+            <w:pPr>
+              <w:keepNext/>
+              <w:keepLines/>
+              <w:bidi w:val="0"/>
+              <w:spacing w:after="0" w:line="247" w:lineRule="auto" w:before="0"/>
+              <w:jc w:val="left"/>
+            </w:pPr>
+            <w:r>
+              <w:rPr>
+                <w:rFonts w:cs="Arial" w:ascii="Arial" w:hAnsi="Arial"/>
+                <w:b w:val="0"/>
+                <w:color w:val="14202B"/>
+                <w:sz w:val="21"/>
+                <w:szCs w:val="24"/>
+                <w:rtl w:val="0"/>
+              </w:rPr>
+              <w:t>7. The system displays a registration confirmation.</w:t>
             </w:r>
           </w:p>
         </w:tc>
@@ -5032,7 +5112,7 @@
                 <w:szCs w:val="24"/>
                 <w:rtl w:val="0"/>
               </w:rPr>
-              <w:t>3. The user submits the sign-in request.</w:t>
+              <w:t>3. The user clicks the sign-in button to submit the credentials.</w:t>
             </w:r>
           </w:p>
           <w:p>
@@ -5731,7 +5811,7 @@
                 <w:szCs w:val="24"/>
                 <w:rtl w:val="0"/>
               </w:rPr>
-              <w:t>The staff member has an assignment to the bank, and the actor has permission to remove it.</w:t>
+              <w:t>The user is logged in.</w:t>
             </w:r>
           </w:p>
         </w:tc>
@@ -5925,47 +6005,87 @@
                 <w:szCs w:val="24"/>
                 <w:rtl w:val="0"/>
               </w:rPr>
-              <w:t>3. The actor requests removal of the assignment.</w:t>
-            </w:r>
-          </w:p>
-          <w:p>
-            <w:pPr>
-              <w:keepNext/>
-              <w:keepLines/>
-              <w:bidi w:val="0"/>
-              <w:spacing w:after="0" w:line="247" w:lineRule="auto" w:before="0"/>
-              <w:jc w:val="left"/>
-            </w:pPr>
-            <w:r>
-              <w:rPr>
-                <w:rFonts w:cs="Arial" w:ascii="Arial" w:hAnsi="Arial"/>
-                <w:b w:val="0"/>
-                <w:color w:val="14202B"/>
-                <w:sz w:val="21"/>
-                <w:szCs w:val="24"/>
-                <w:rtl w:val="0"/>
-              </w:rPr>
-              <w:t>4. The system checks permission and confirms that the assignment still exists.</w:t>
-            </w:r>
-          </w:p>
-          <w:p>
-            <w:pPr>
-              <w:keepNext/>
-              <w:keepLines/>
-              <w:bidi w:val="0"/>
-              <w:spacing w:after="0" w:line="247" w:lineRule="auto" w:before="0"/>
-              <w:jc w:val="left"/>
-            </w:pPr>
-            <w:r>
-              <w:rPr>
-                <w:rFonts w:cs="Arial" w:ascii="Arial" w:hAnsi="Arial"/>
-                <w:b w:val="0"/>
-                <w:color w:val="14202B"/>
-                <w:sz w:val="21"/>
-                <w:szCs w:val="24"/>
-                <w:rtl w:val="0"/>
-              </w:rPr>
-              <w:t>5. The system removes the assignment and displays the result.</w:t>
+              <w:t>3. The actor clicks the remove button.</w:t>
+            </w:r>
+          </w:p>
+          <w:p>
+            <w:pPr>
+              <w:keepNext/>
+              <w:keepLines/>
+              <w:bidi w:val="0"/>
+              <w:spacing w:after="0" w:line="247" w:lineRule="auto" w:before="0"/>
+              <w:jc w:val="left"/>
+            </w:pPr>
+            <w:r>
+              <w:rPr>
+                <w:rFonts w:cs="Arial" w:ascii="Arial" w:hAnsi="Arial"/>
+                <w:b w:val="0"/>
+                <w:color w:val="14202B"/>
+                <w:sz w:val="21"/>
+                <w:szCs w:val="24"/>
+                <w:rtl w:val="0"/>
+              </w:rPr>
+              <w:t>4. The system displays a removal confirmation.</w:t>
+            </w:r>
+          </w:p>
+          <w:p>
+            <w:pPr>
+              <w:keepNext/>
+              <w:keepLines/>
+              <w:bidi w:val="0"/>
+              <w:spacing w:after="0" w:line="247" w:lineRule="auto" w:before="0"/>
+              <w:jc w:val="left"/>
+            </w:pPr>
+            <w:r>
+              <w:rPr>
+                <w:rFonts w:cs="Arial" w:ascii="Arial" w:hAnsi="Arial"/>
+                <w:b w:val="0"/>
+                <w:color w:val="14202B"/>
+                <w:sz w:val="21"/>
+                <w:szCs w:val="24"/>
+                <w:rtl w:val="0"/>
+              </w:rPr>
+              <w:t>5. The actor clicks the confirmation button.</w:t>
+            </w:r>
+          </w:p>
+          <w:p>
+            <w:pPr>
+              <w:keepNext/>
+              <w:keepLines/>
+              <w:bidi w:val="0"/>
+              <w:spacing w:after="0" w:line="247" w:lineRule="auto" w:before="0"/>
+              <w:jc w:val="left"/>
+            </w:pPr>
+            <w:r>
+              <w:rPr>
+                <w:rFonts w:cs="Arial" w:ascii="Arial" w:hAnsi="Arial"/>
+                <w:b w:val="0"/>
+                <w:color w:val="14202B"/>
+                <w:sz w:val="21"/>
+                <w:szCs w:val="24"/>
+                <w:rtl w:val="0"/>
+              </w:rPr>
+              <w:t>6. The system checks that the assignment still exists and belongs to the bank.</w:t>
+            </w:r>
+          </w:p>
+          <w:p>
+            <w:pPr>
+              <w:keepNext/>
+              <w:keepLines/>
+              <w:bidi w:val="0"/>
+              <w:spacing w:after="0" w:line="247" w:lineRule="auto" w:before="0"/>
+              <w:jc w:val="left"/>
+            </w:pPr>
+            <w:r>
+              <w:rPr>
+                <w:rFonts w:cs="Arial" w:ascii="Arial" w:hAnsi="Arial"/>
+                <w:b w:val="0"/>
+                <w:color w:val="14202B"/>
+                <w:sz w:val="21"/>
+                <w:szCs w:val="24"/>
+                <w:rtl w:val="0"/>
+              </w:rPr>
+              <w:t>7. The system removes the assignment and displays the result.</w:t>
             </w:r>
           </w:p>
         </w:tc>
@@ -6042,7 +6162,7 @@
                 <w:szCs w:val="24"/>
                 <w:rtl w:val="0"/>
               </w:rPr>
-              <w:t>4.1 The actor cancels before removal; the assignment remains active.</w:t>
+              <w:t>5.1 The actor cancels before confirming removal; the assignment remains active.</w:t>
             </w:r>
             <w:r>
               <w:rPr>
@@ -6129,7 +6249,7 @@
                 <w:szCs w:val="24"/>
                 <w:rtl w:val="0"/>
               </w:rPr>
-              <w:t>5.1 The staff member is not assigned to the bank, or the assignment is outside the actor’s authority: the system does not remove it and explains why.</w:t>
+              <w:t>6.1 The staff member is not assigned to the bank, or the assignment is outside the actor’s authority: the system does not remove it and explains why.</w:t>
             </w:r>
             <w:r>
               <w:rPr>
@@ -6591,7 +6711,7 @@
                 <w:szCs w:val="24"/>
                 <w:rtl w:val="0"/>
               </w:rPr>
-              <w:t>Information is available to help identify the donor.</w:t>
+              <w:t>The user is logged in.</w:t>
             </w:r>
           </w:p>
         </w:tc>
@@ -6785,67 +6905,87 @@
                 <w:szCs w:val="24"/>
                 <w:rtl w:val="0"/>
               </w:rPr>
-              <w:t>3. The system validates the criteria.</w:t>
-            </w:r>
-          </w:p>
-          <w:p>
-            <w:pPr>
-              <w:keepNext/>
-              <w:keepLines/>
-              <w:bidi w:val="0"/>
-              <w:spacing w:after="0" w:line="247" w:lineRule="auto" w:before="0"/>
-              <w:jc w:val="left"/>
-            </w:pPr>
-            <w:r>
-              <w:rPr>
-                <w:rFonts w:cs="Arial" w:ascii="Arial" w:hAnsi="Arial"/>
-                <w:b w:val="0"/>
-                <w:color w:val="14202B"/>
-                <w:sz w:val="21"/>
-                <w:szCs w:val="24"/>
-                <w:rtl w:val="0"/>
-              </w:rPr>
-              <w:t>4. The system retrieves matching profiles within the permitted scope.</w:t>
-            </w:r>
-          </w:p>
-          <w:p>
-            <w:pPr>
-              <w:keepNext/>
-              <w:keepLines/>
-              <w:bidi w:val="0"/>
-              <w:spacing w:after="0" w:line="247" w:lineRule="auto" w:before="0"/>
-              <w:jc w:val="left"/>
-            </w:pPr>
-            <w:r>
-              <w:rPr>
-                <w:rFonts w:cs="Arial" w:ascii="Arial" w:hAnsi="Arial"/>
-                <w:b w:val="0"/>
-                <w:color w:val="14202B"/>
-                <w:sz w:val="21"/>
-                <w:szCs w:val="24"/>
-                <w:rtl w:val="0"/>
-              </w:rPr>
-              <w:t>5. The system displays the results.</w:t>
-            </w:r>
-          </w:p>
-          <w:p>
-            <w:pPr>
-              <w:keepNext/>
-              <w:keepLines/>
-              <w:bidi w:val="0"/>
-              <w:spacing w:after="0" w:line="247" w:lineRule="auto" w:before="0"/>
-              <w:jc w:val="left"/>
-            </w:pPr>
-            <w:r>
-              <w:rPr>
-                <w:rFonts w:cs="Arial" w:ascii="Arial" w:hAnsi="Arial"/>
-                <w:b w:val="0"/>
-                <w:color w:val="14202B"/>
-                <w:sz w:val="21"/>
-                <w:szCs w:val="24"/>
-                <w:rtl w:val="0"/>
-              </w:rPr>
-              <w:t>6. The receptionist identifies the correct profile after checking the donor’s identity.</w:t>
+              <w:t>3. The receptionist clicks the search button.</w:t>
+            </w:r>
+          </w:p>
+          <w:p>
+            <w:pPr>
+              <w:keepNext/>
+              <w:keepLines/>
+              <w:bidi w:val="0"/>
+              <w:spacing w:after="0" w:line="247" w:lineRule="auto" w:before="0"/>
+              <w:jc w:val="left"/>
+            </w:pPr>
+            <w:r>
+              <w:rPr>
+                <w:rFonts w:cs="Arial" w:ascii="Arial" w:hAnsi="Arial"/>
+                <w:b w:val="0"/>
+                <w:color w:val="14202B"/>
+                <w:sz w:val="21"/>
+                <w:szCs w:val="24"/>
+                <w:rtl w:val="0"/>
+              </w:rPr>
+              <w:t>4. The system validates the criteria.</w:t>
+            </w:r>
+          </w:p>
+          <w:p>
+            <w:pPr>
+              <w:keepNext/>
+              <w:keepLines/>
+              <w:bidi w:val="0"/>
+              <w:spacing w:after="0" w:line="247" w:lineRule="auto" w:before="0"/>
+              <w:jc w:val="left"/>
+            </w:pPr>
+            <w:r>
+              <w:rPr>
+                <w:rFonts w:cs="Arial" w:ascii="Arial" w:hAnsi="Arial"/>
+                <w:b w:val="0"/>
+                <w:color w:val="14202B"/>
+                <w:sz w:val="21"/>
+                <w:szCs w:val="24"/>
+                <w:rtl w:val="0"/>
+              </w:rPr>
+              <w:t>5. The system retrieves matching profiles within the permitted scope.</w:t>
+            </w:r>
+          </w:p>
+          <w:p>
+            <w:pPr>
+              <w:keepNext/>
+              <w:keepLines/>
+              <w:bidi w:val="0"/>
+              <w:spacing w:after="0" w:line="247" w:lineRule="auto" w:before="0"/>
+              <w:jc w:val="left"/>
+            </w:pPr>
+            <w:r>
+              <w:rPr>
+                <w:rFonts w:cs="Arial" w:ascii="Arial" w:hAnsi="Arial"/>
+                <w:b w:val="0"/>
+                <w:color w:val="14202B"/>
+                <w:sz w:val="21"/>
+                <w:szCs w:val="24"/>
+                <w:rtl w:val="0"/>
+              </w:rPr>
+              <w:t>6. The system displays the results.</w:t>
+            </w:r>
+          </w:p>
+          <w:p>
+            <w:pPr>
+              <w:keepNext/>
+              <w:keepLines/>
+              <w:bidi w:val="0"/>
+              <w:spacing w:after="0" w:line="247" w:lineRule="auto" w:before="0"/>
+              <w:jc w:val="left"/>
+            </w:pPr>
+            <w:r>
+              <w:rPr>
+                <w:rFonts w:cs="Arial" w:ascii="Arial" w:hAnsi="Arial"/>
+                <w:b w:val="0"/>
+                <w:color w:val="14202B"/>
+                <w:sz w:val="21"/>
+                <w:szCs w:val="24"/>
+                <w:rtl w:val="0"/>
+              </w:rPr>
+              <w:t>7. The receptionist identifies the correct profile after checking the donor’s identity.</w:t>
             </w:r>
           </w:p>
         </w:tc>
@@ -6922,7 +7062,7 @@
                 <w:szCs w:val="24"/>
                 <w:rtl w:val="0"/>
               </w:rPr>
-              <w:t>4.1 No results are found: the receptionist may proceed to register a new profile under FR-09.</w:t>
+              <w:t>5.1 No results are found: the receptionist may proceed to register a new profile under FR-09.</w:t>
             </w:r>
             <w:r>
               <w:rPr>
@@ -6952,7 +7092,7 @@
                 <w:szCs w:val="24"/>
                 <w:rtl w:val="0"/>
               </w:rPr>
-              <w:t>4.2 Multiple results are found: the receptionist distinguishes the correct profile using available information; the system does not select one arbitrarily.</w:t>
+              <w:t>6.1 Multiple results are found: the receptionist distinguishes the correct profile using available information; the system does not select one arbitrarily.</w:t>
             </w:r>
             <w:r>
               <w:rPr>
@@ -7059,7 +7199,7 @@
                 <w:szCs w:val="24"/>
                 <w:rtl w:val="0"/>
               </w:rPr>
-              <w:t>5.1 The search criteria are invalid or retrieval fails: the system explains the problem without modifying a profile.</w:t>
+              <w:t>4.1 The search criteria are invalid or retrieval fails: the system explains the problem without modifying a profile.</w:t>
             </w:r>
             <w:r>
               <w:rPr>
@@ -7521,7 +7661,7 @@
                 <w:szCs w:val="24"/>
                 <w:rtl w:val="0"/>
               </w:rPr>
-              <w:t>A prior search found no existing profile for this donor.</w:t>
+              <w:t>The user is logged in.</w:t>
             </w:r>
           </w:p>
         </w:tc>
@@ -7735,7 +7875,7 @@
                 <w:szCs w:val="24"/>
                 <w:rtl w:val="0"/>
               </w:rPr>
-              <w:t>4. The receptionist submits the save request.</w:t>
+              <w:t>4. The receptionist clicks the save button.</w:t>
             </w:r>
           </w:p>
           <w:p>
@@ -8451,7 +8591,7 @@
                 <w:szCs w:val="24"/>
                 <w:rtl w:val="0"/>
               </w:rPr>
-              <w:t>The correct donor profile has been found and opened.</w:t>
+              <w:t>The user is logged in.</w:t>
             </w:r>
           </w:p>
         </w:tc>
@@ -8665,27 +8805,47 @@
                 <w:szCs w:val="24"/>
                 <w:rtl w:val="0"/>
               </w:rPr>
-              <w:t>4. The system validates them.</w:t>
-            </w:r>
-          </w:p>
-          <w:p>
-            <w:pPr>
-              <w:keepNext/>
-              <w:keepLines/>
-              <w:bidi w:val="0"/>
-              <w:spacing w:after="0" w:line="247" w:lineRule="auto" w:before="0"/>
-              <w:jc w:val="left"/>
-            </w:pPr>
-            <w:r>
-              <w:rPr>
-                <w:rFonts w:cs="Arial" w:ascii="Arial" w:hAnsi="Arial"/>
-                <w:b w:val="0"/>
-                <w:color w:val="14202B"/>
-                <w:sz w:val="21"/>
-                <w:szCs w:val="24"/>
-                <w:rtl w:val="0"/>
-              </w:rPr>
-              <w:t>5. The system saves the changes and displays the updated profile.</w:t>
+              <w:t>4. The receptionist clicks the save button.</w:t>
+            </w:r>
+          </w:p>
+          <w:p>
+            <w:pPr>
+              <w:keepNext/>
+              <w:keepLines/>
+              <w:bidi w:val="0"/>
+              <w:spacing w:after="0" w:line="247" w:lineRule="auto" w:before="0"/>
+              <w:jc w:val="left"/>
+            </w:pPr>
+            <w:r>
+              <w:rPr>
+                <w:rFonts w:cs="Arial" w:ascii="Arial" w:hAnsi="Arial"/>
+                <w:b w:val="0"/>
+                <w:color w:val="14202B"/>
+                <w:sz w:val="21"/>
+                <w:szCs w:val="24"/>
+                <w:rtl w:val="0"/>
+              </w:rPr>
+              <w:t>5. The system validates them.</w:t>
+            </w:r>
+          </w:p>
+          <w:p>
+            <w:pPr>
+              <w:keepNext/>
+              <w:keepLines/>
+              <w:bidi w:val="0"/>
+              <w:spacing w:after="0" w:line="247" w:lineRule="auto" w:before="0"/>
+              <w:jc w:val="left"/>
+            </w:pPr>
+            <w:r>
+              <w:rPr>
+                <w:rFonts w:cs="Arial" w:ascii="Arial" w:hAnsi="Arial"/>
+                <w:b w:val="0"/>
+                <w:color w:val="14202B"/>
+                <w:sz w:val="21"/>
+                <w:szCs w:val="24"/>
+                <w:rtl w:val="0"/>
+              </w:rPr>
+              <w:t>6. The system saves the changes and displays the updated profile.</w:t>
             </w:r>
           </w:p>
         </w:tc>
@@ -9311,7 +9471,7 @@
                 <w:szCs w:val="24"/>
                 <w:rtl w:val="0"/>
               </w:rPr>
-              <w:t>A valid donor profile has been selected after being found or registered.</w:t>
+              <w:t>The user is logged in.</w:t>
             </w:r>
           </w:p>
         </w:tc>
@@ -9485,7 +9645,7 @@
                 <w:szCs w:val="24"/>
                 <w:rtl w:val="0"/>
               </w:rPr>
-              <w:t>2. The receptionist requests a new donation attempt.</w:t>
+              <w:t>2. The receptionist clicks the submit button.</w:t>
             </w:r>
           </w:p>
           <w:p>
@@ -10241,7 +10401,7 @@
                 <w:szCs w:val="24"/>
                 <w:rtl w:val="0"/>
               </w:rPr>
-              <w:t>A registered donation attempt with a unique identifier exists.</w:t>
+              <w:t>The user is logged in.</w:t>
             </w:r>
           </w:p>
         </w:tc>
@@ -10457,7 +10617,7 @@
                 <w:szCs w:val="24"/>
                 <w:rtl w:val="0"/>
               </w:rPr>
-              <w:t>2. The receptionist requests a visit ticket.</w:t>
+              <w:t>2. The receptionist clicks the print button.</w:t>
             </w:r>
           </w:p>
           <w:p>
@@ -11357,7 +11517,7 @@
                 <w:szCs w:val="24"/>
                 <w:rtl w:val="0"/>
               </w:rPr>
-              <w:t>An attempt is waiting for screening, and the assessment information needed for a decision is available.</w:t>
+              <w:t>The user is logged in.</w:t>
             </w:r>
           </w:p>
         </w:tc>
@@ -11611,47 +11771,67 @@
                 <w:szCs w:val="24"/>
                 <w:rtl w:val="0"/>
               </w:rPr>
-              <w:t>5. The system checks that the decision is complete and saves it.</w:t>
-            </w:r>
-          </w:p>
-          <w:p>
-            <w:pPr>
-              <w:keepNext/>
-              <w:keepLines/>
-              <w:bidi w:val="0"/>
-              <w:spacing w:after="0" w:line="247" w:lineRule="auto" w:before="0"/>
-              <w:jc w:val="left"/>
-            </w:pPr>
-            <w:r>
-              <w:rPr>
-                <w:rFonts w:cs="Arial" w:ascii="Arial" w:hAnsi="Arial"/>
-                <w:b w:val="0"/>
-                <w:color w:val="14202B"/>
-                <w:sz w:val="21"/>
-                <w:szCs w:val="24"/>
-                <w:rtl w:val="0"/>
-              </w:rPr>
-              <w:t>6. The system moves the attempt to the collection queue.</w:t>
-            </w:r>
-          </w:p>
-          <w:p>
-            <w:pPr>
-              <w:keepNext/>
-              <w:keepLines/>
-              <w:bidi w:val="0"/>
-              <w:spacing w:after="0" w:line="247" w:lineRule="auto" w:before="0"/>
-              <w:jc w:val="left"/>
-            </w:pPr>
-            <w:r>
-              <w:rPr>
-                <w:rFonts w:cs="Arial" w:ascii="Arial" w:hAnsi="Arial"/>
-                <w:b w:val="0"/>
-                <w:color w:val="14202B"/>
-                <w:sz w:val="21"/>
-                <w:szCs w:val="24"/>
-                <w:rtl w:val="0"/>
-              </w:rPr>
-              <w:t>7. The system displays the recorded decision and the new queue status.</w:t>
+              <w:t>5. The screener clicks the save button.</w:t>
+            </w:r>
+          </w:p>
+          <w:p>
+            <w:pPr>
+              <w:keepNext/>
+              <w:keepLines/>
+              <w:bidi w:val="0"/>
+              <w:spacing w:after="0" w:line="247" w:lineRule="auto" w:before="0"/>
+              <w:jc w:val="left"/>
+            </w:pPr>
+            <w:r>
+              <w:rPr>
+                <w:rFonts w:cs="Arial" w:ascii="Arial" w:hAnsi="Arial"/>
+                <w:b w:val="0"/>
+                <w:color w:val="14202B"/>
+                <w:sz w:val="21"/>
+                <w:szCs w:val="24"/>
+                <w:rtl w:val="0"/>
+              </w:rPr>
+              <w:t>6. The system checks that the decision is complete and saves it.</w:t>
+            </w:r>
+          </w:p>
+          <w:p>
+            <w:pPr>
+              <w:keepNext/>
+              <w:keepLines/>
+              <w:bidi w:val="0"/>
+              <w:spacing w:after="0" w:line="247" w:lineRule="auto" w:before="0"/>
+              <w:jc w:val="left"/>
+            </w:pPr>
+            <w:r>
+              <w:rPr>
+                <w:rFonts w:cs="Arial" w:ascii="Arial" w:hAnsi="Arial"/>
+                <w:b w:val="0"/>
+                <w:color w:val="14202B"/>
+                <w:sz w:val="21"/>
+                <w:szCs w:val="24"/>
+                <w:rtl w:val="0"/>
+              </w:rPr>
+              <w:t>7. The system moves the attempt to the collection queue.</w:t>
+            </w:r>
+          </w:p>
+          <w:p>
+            <w:pPr>
+              <w:keepNext/>
+              <w:keepLines/>
+              <w:bidi w:val="0"/>
+              <w:spacing w:after="0" w:line="247" w:lineRule="auto" w:before="0"/>
+              <w:jc w:val="left"/>
+            </w:pPr>
+            <w:r>
+              <w:rPr>
+                <w:rFonts w:cs="Arial" w:ascii="Arial" w:hAnsi="Arial"/>
+                <w:b w:val="0"/>
+                <w:color w:val="14202B"/>
+                <w:sz w:val="21"/>
+                <w:szCs w:val="24"/>
+                <w:rtl w:val="0"/>
+              </w:rPr>
+              <w:t>8. The system displays the recorded decision and the new queue status.</w:t>
             </w:r>
           </w:p>
         </w:tc>
@@ -11728,7 +11908,7 @@
                 <w:szCs w:val="24"/>
                 <w:rtl w:val="0"/>
               </w:rPr>
-              <w:t>4.1 The decision is “Deferred”: the screener enters a reason; the system saves the decision and reason and closes the attempt without moving it to collection.</w:t>
+              <w:t>4.1 The decision is “Deferred”: the screener enters a reason and clicks the save button; the system saves the decision and reason and closes the attempt without moving it to collection.</w:t>
             </w:r>
           </w:p>
         </w:tc>
@@ -11805,7 +11985,7 @@
                 <w:szCs w:val="24"/>
                 <w:rtl w:val="0"/>
               </w:rPr>
-              <w:t>5.1 Deferral is selected without a reason, required information is missing, or the attempt state does not permit a decision: the system rejects the decision and explains why.</w:t>
+              <w:t>6.1 Deferral is selected without a reason, required information is missing, or the attempt state does not permit a decision: the system rejects the decision and explains why.</w:t>
             </w:r>
           </w:p>
         </w:tc>
@@ -12279,7 +12459,7 @@
                 <w:szCs w:val="24"/>
                 <w:rtl w:val="0"/>
               </w:rPr>
-              <w:t>An “Eligible” decision exists, and the attempt is in a state that permits collection to start.</w:t>
+              <w:t>The user is logged in.</w:t>
             </w:r>
           </w:p>
         </w:tc>
@@ -12515,7 +12695,7 @@
                 <w:szCs w:val="24"/>
                 <w:rtl w:val="0"/>
               </w:rPr>
-              <w:t>4. They request to record collection start.</w:t>
+              <w:t>4. Collection staff click the start button.</w:t>
             </w:r>
           </w:p>
           <w:p>
@@ -13235,7 +13415,7 @@
                 <w:szCs w:val="24"/>
                 <w:rtl w:val="0"/>
               </w:rPr>
-              <w:t>Collection has started for the attempt, and no final outcome has been approved yet.</w:t>
+              <w:t>The user is logged in.</w:t>
             </w:r>
           </w:p>
         </w:tc>
@@ -13429,67 +13609,87 @@
                 <w:szCs w:val="24"/>
                 <w:rtl w:val="0"/>
               </w:rPr>
-              <w:t>3. The system validates the data and attempt state.</w:t>
-            </w:r>
-          </w:p>
-          <w:p>
-            <w:pPr>
-              <w:keepNext/>
-              <w:keepLines/>
-              <w:bidi w:val="0"/>
-              <w:spacing w:after="0" w:line="247" w:lineRule="auto" w:before="0"/>
-              <w:jc w:val="left"/>
-            </w:pPr>
-            <w:r>
-              <w:rPr>
-                <w:rFonts w:cs="Arial" w:ascii="Arial" w:hAnsi="Arial"/>
-                <w:b w:val="0"/>
-                <w:color w:val="14202B"/>
-                <w:sz w:val="21"/>
-                <w:szCs w:val="24"/>
-                <w:rtl w:val="0"/>
-              </w:rPr>
-              <w:t>4. The system saves the outcome and links the bag and sample tubes to the donation.</w:t>
-            </w:r>
-          </w:p>
-          <w:p>
-            <w:pPr>
-              <w:keepNext/>
-              <w:keepLines/>
-              <w:bidi w:val="0"/>
-              <w:spacing w:after="0" w:line="247" w:lineRule="auto" w:before="0"/>
-              <w:jc w:val="left"/>
-            </w:pPr>
-            <w:r>
-              <w:rPr>
-                <w:rFonts w:cs="Arial" w:ascii="Arial" w:hAnsi="Arial"/>
-                <w:b w:val="0"/>
-                <w:color w:val="14202B"/>
-                <w:sz w:val="21"/>
-                <w:szCs w:val="24"/>
-                <w:rtl w:val="0"/>
-              </w:rPr>
-              <w:t>5. The system places the donation in quarantine, unavailable as stock.</w:t>
-            </w:r>
-          </w:p>
-          <w:p>
-            <w:pPr>
-              <w:keepNext/>
-              <w:keepLines/>
-              <w:bidi w:val="0"/>
-              <w:spacing w:after="0" w:line="247" w:lineRule="auto" w:before="0"/>
-              <w:jc w:val="left"/>
-            </w:pPr>
-            <w:r>
-              <w:rPr>
-                <w:rFonts w:cs="Arial" w:ascii="Arial" w:hAnsi="Arial"/>
-                <w:b w:val="0"/>
-                <w:color w:val="14202B"/>
-                <w:sz w:val="21"/>
-                <w:szCs w:val="24"/>
-                <w:rtl w:val="0"/>
-              </w:rPr>
-              <w:t>6. The system displays the recorded outcome and donation state.</w:t>
+              <w:t>3. Collection staff click the save button.</w:t>
+            </w:r>
+          </w:p>
+          <w:p>
+            <w:pPr>
+              <w:keepNext/>
+              <w:keepLines/>
+              <w:bidi w:val="0"/>
+              <w:spacing w:after="0" w:line="247" w:lineRule="auto" w:before="0"/>
+              <w:jc w:val="left"/>
+            </w:pPr>
+            <w:r>
+              <w:rPr>
+                <w:rFonts w:cs="Arial" w:ascii="Arial" w:hAnsi="Arial"/>
+                <w:b w:val="0"/>
+                <w:color w:val="14202B"/>
+                <w:sz w:val="21"/>
+                <w:szCs w:val="24"/>
+                <w:rtl w:val="0"/>
+              </w:rPr>
+              <w:t>4. The system validates the data and attempt state.</w:t>
+            </w:r>
+          </w:p>
+          <w:p>
+            <w:pPr>
+              <w:keepNext/>
+              <w:keepLines/>
+              <w:bidi w:val="0"/>
+              <w:spacing w:after="0" w:line="247" w:lineRule="auto" w:before="0"/>
+              <w:jc w:val="left"/>
+            </w:pPr>
+            <w:r>
+              <w:rPr>
+                <w:rFonts w:cs="Arial" w:ascii="Arial" w:hAnsi="Arial"/>
+                <w:b w:val="0"/>
+                <w:color w:val="14202B"/>
+                <w:sz w:val="21"/>
+                <w:szCs w:val="24"/>
+                <w:rtl w:val="0"/>
+              </w:rPr>
+              <w:t>5. The system saves the outcome and links the bag and sample tubes to the donation.</w:t>
+            </w:r>
+          </w:p>
+          <w:p>
+            <w:pPr>
+              <w:keepNext/>
+              <w:keepLines/>
+              <w:bidi w:val="0"/>
+              <w:spacing w:after="0" w:line="247" w:lineRule="auto" w:before="0"/>
+              <w:jc w:val="left"/>
+            </w:pPr>
+            <w:r>
+              <w:rPr>
+                <w:rFonts w:cs="Arial" w:ascii="Arial" w:hAnsi="Arial"/>
+                <w:b w:val="0"/>
+                <w:color w:val="14202B"/>
+                <w:sz w:val="21"/>
+                <w:szCs w:val="24"/>
+                <w:rtl w:val="0"/>
+              </w:rPr>
+              <w:t>6. The system places the donation in quarantine, unavailable as stock.</w:t>
+            </w:r>
+          </w:p>
+          <w:p>
+            <w:pPr>
+              <w:keepNext/>
+              <w:keepLines/>
+              <w:bidi w:val="0"/>
+              <w:spacing w:after="0" w:line="247" w:lineRule="auto" w:before="0"/>
+              <w:jc w:val="left"/>
+            </w:pPr>
+            <w:r>
+              <w:rPr>
+                <w:rFonts w:cs="Arial" w:ascii="Arial" w:hAnsi="Arial"/>
+                <w:b w:val="0"/>
+                <w:color w:val="14202B"/>
+                <w:sz w:val="21"/>
+                <w:szCs w:val="24"/>
+                <w:rtl w:val="0"/>
+              </w:rPr>
+              <w:t>7. The system displays the recorded outcome and donation state.</w:t>
             </w:r>
           </w:p>
         </w:tc>
@@ -13566,7 +13766,7 @@
                 <w:szCs w:val="24"/>
                 <w:rtl w:val="0"/>
               </w:rPr>
-              <w:t>4.1 Collection was unsuccessful: staff record the outcome, volume, and reason; the system saves them and closes the attempt without entering the successful collection path.</w:t>
+              <w:t>2.1 Collection was unsuccessful: staff record the outcome, volume, and reason, then click the save button; the system saves them and closes the attempt without entering the successful collection path.</w:t>
             </w:r>
             <w:r>
               <w:rPr>
@@ -13653,7 +13853,7 @@
                 <w:szCs w:val="24"/>
                 <w:rtl w:val="0"/>
               </w:rPr>
-              <w:t>5.1 The unsuccessful-collection reason is missing, volume is invalid, collection has not started, or a final outcome already exists: the system rejects the new outcome.</w:t>
+              <w:t>4.1 The unsuccessful-collection reason is missing, volume is invalid, collection has not started, or a final outcome already exists: the system rejects the new outcome.</w:t>
             </w:r>
             <w:r>
               <w:rPr>
@@ -14137,7 +14337,7 @@
                 <w:szCs w:val="24"/>
                 <w:rtl w:val="0"/>
               </w:rPr>
-              <w:t>A successful collection exists, the correct bag has been received for processing, and the technician is authorized to record processing. Laboratory screening need not be complete before processing begins.</w:t>
+              <w:t>The user is logged in.</w:t>
             </w:r>
           </w:p>
         </w:tc>
@@ -14351,67 +14551,87 @@
                 <w:szCs w:val="24"/>
                 <w:rtl w:val="0"/>
               </w:rPr>
-              <w:t>4. The system validates completeness and the links between each container, bag, and donation.</w:t>
-            </w:r>
-          </w:p>
-          <w:p>
-            <w:pPr>
-              <w:keepNext/>
-              <w:keepLines/>
-              <w:bidi w:val="0"/>
-              <w:spacing w:after="0" w:line="247" w:lineRule="auto" w:before="0"/>
-              <w:jc w:val="left"/>
-            </w:pPr>
-            <w:r>
-              <w:rPr>
-                <w:rFonts w:cs="Arial" w:ascii="Arial" w:hAnsi="Arial"/>
-                <w:b w:val="0"/>
-                <w:color w:val="14202B"/>
-                <w:sz w:val="21"/>
-                <w:szCs w:val="24"/>
-                <w:rtl w:val="0"/>
-              </w:rPr>
-              <w:t>5. The system saves the separation outcome, components, and processing decisions.</w:t>
-            </w:r>
-          </w:p>
-          <w:p>
-            <w:pPr>
-              <w:keepNext/>
-              <w:keepLines/>
-              <w:bidi w:val="0"/>
-              <w:spacing w:after="0" w:line="247" w:lineRule="auto" w:before="0"/>
-              <w:jc w:val="left"/>
-            </w:pPr>
-            <w:r>
-              <w:rPr>
-                <w:rFonts w:cs="Arial" w:ascii="Arial" w:hAnsi="Arial"/>
-                <w:b w:val="0"/>
-                <w:color w:val="14202B"/>
-                <w:sz w:val="21"/>
-                <w:szCs w:val="24"/>
-                <w:rtl w:val="0"/>
-              </w:rPr>
-              <w:t>6. The system reevaluates component availability using processing decisions, the laboratory result, and stock validity.</w:t>
-            </w:r>
-          </w:p>
-          <w:p>
-            <w:pPr>
-              <w:keepNext/>
-              <w:keepLines/>
-              <w:bidi w:val="0"/>
-              <w:spacing w:after="0" w:line="247" w:lineRule="auto" w:before="0"/>
-              <w:jc w:val="left"/>
-            </w:pPr>
-            <w:r>
-              <w:rPr>
-                <w:rFonts w:cs="Arial" w:ascii="Arial" w:hAnsi="Arial"/>
-                <w:b w:val="0"/>
-                <w:color w:val="14202B"/>
-                <w:sz w:val="21"/>
-                <w:szCs w:val="24"/>
-                <w:rtl w:val="0"/>
-              </w:rPr>
-              <w:t>7. The system displays the separation result and each component’s recorded details and status.</w:t>
+              <w:t>4. The technician clicks the save button.</w:t>
+            </w:r>
+          </w:p>
+          <w:p>
+            <w:pPr>
+              <w:keepNext/>
+              <w:keepLines/>
+              <w:bidi w:val="0"/>
+              <w:spacing w:after="0" w:line="247" w:lineRule="auto" w:before="0"/>
+              <w:jc w:val="left"/>
+            </w:pPr>
+            <w:r>
+              <w:rPr>
+                <w:rFonts w:cs="Arial" w:ascii="Arial" w:hAnsi="Arial"/>
+                <w:b w:val="0"/>
+                <w:color w:val="14202B"/>
+                <w:sz w:val="21"/>
+                <w:szCs w:val="24"/>
+                <w:rtl w:val="0"/>
+              </w:rPr>
+              <w:t>5. The system validates completeness and the links between each container, bag, and donation.</w:t>
+            </w:r>
+          </w:p>
+          <w:p>
+            <w:pPr>
+              <w:keepNext/>
+              <w:keepLines/>
+              <w:bidi w:val="0"/>
+              <w:spacing w:after="0" w:line="247" w:lineRule="auto" w:before="0"/>
+              <w:jc w:val="left"/>
+            </w:pPr>
+            <w:r>
+              <w:rPr>
+                <w:rFonts w:cs="Arial" w:ascii="Arial" w:hAnsi="Arial"/>
+                <w:b w:val="0"/>
+                <w:color w:val="14202B"/>
+                <w:sz w:val="21"/>
+                <w:szCs w:val="24"/>
+                <w:rtl w:val="0"/>
+              </w:rPr>
+              <w:t>6. The system saves the separation outcome, components, and processing decisions.</w:t>
+            </w:r>
+          </w:p>
+          <w:p>
+            <w:pPr>
+              <w:keepNext/>
+              <w:keepLines/>
+              <w:bidi w:val="0"/>
+              <w:spacing w:after="0" w:line="247" w:lineRule="auto" w:before="0"/>
+              <w:jc w:val="left"/>
+            </w:pPr>
+            <w:r>
+              <w:rPr>
+                <w:rFonts w:cs="Arial" w:ascii="Arial" w:hAnsi="Arial"/>
+                <w:b w:val="0"/>
+                <w:color w:val="14202B"/>
+                <w:sz w:val="21"/>
+                <w:szCs w:val="24"/>
+                <w:rtl w:val="0"/>
+              </w:rPr>
+              <w:t>7. The system reevaluates component availability using processing decisions, the laboratory result, and stock validity.</w:t>
+            </w:r>
+          </w:p>
+          <w:p>
+            <w:pPr>
+              <w:keepNext/>
+              <w:keepLines/>
+              <w:bidi w:val="0"/>
+              <w:spacing w:after="0" w:line="247" w:lineRule="auto" w:before="0"/>
+              <w:jc w:val="left"/>
+            </w:pPr>
+            <w:r>
+              <w:rPr>
+                <w:rFonts w:cs="Arial" w:ascii="Arial" w:hAnsi="Arial"/>
+                <w:b w:val="0"/>
+                <w:color w:val="14202B"/>
+                <w:sz w:val="21"/>
+                <w:szCs w:val="24"/>
+                <w:rtl w:val="0"/>
+              </w:rPr>
+              <w:t>8. The system displays the separation result and each component’s recorded details and status.</w:t>
             </w:r>
           </w:p>
         </w:tc>
@@ -14488,7 +14708,7 @@
                 <w:szCs w:val="24"/>
                 <w:rtl w:val="0"/>
               </w:rPr>
-              <w:t>2.1 Separation fails: the technician records failure and its reason; the system saves the outcome without creating components and displays it.</w:t>
+              <w:t>2.1 Separation fails: the technician records failure and its reason, then clicks the save button; the system saves the outcome without creating components and displays it.</w:t>
             </w:r>
             <w:r>
               <w:rPr>
@@ -14568,7 +14788,7 @@
                 <w:szCs w:val="24"/>
                 <w:rtl w:val="0"/>
               </w:rPr>
-              <w:t>6.1 The laboratory result is not final: the system keeps accepted components unavailable until the result is finalized and availability is reevaluated.</w:t>
+              <w:t>7.1 The laboratory result is not final: the system keeps accepted components unavailable until the result is finalized and availability is reevaluated.</w:t>
             </w:r>
             <w:r>
               <w:rPr>
@@ -14598,7 +14818,7 @@
                 <w:szCs w:val="24"/>
                 <w:rtl w:val="0"/>
               </w:rPr>
-              <w:t>6.2 The final laboratory result failed: the system prevents all components of the donation from becoming available.</w:t>
+              <w:t>7.2 The final laboratory result failed: the system prevents all components of the donation from becoming available.</w:t>
             </w:r>
             <w:r>
               <w:rPr>
@@ -14685,7 +14905,7 @@
                 <w:szCs w:val="24"/>
                 <w:rtl w:val="0"/>
               </w:rPr>
-              <w:t>4.1 The donation or bag is incorrect, container details, volume, or expiry are invalid, or the processing decision is missing: the system rejects incomplete data and explains why.</w:t>
+              <w:t>5.1 The donation or bag is incorrect, container details, volume, or expiry are invalid, or the processing decision is missing: the system rejects incomplete data and explains why.</w:t>
             </w:r>
           </w:p>
           <w:p>
@@ -14705,7 +14925,7 @@
                 <w:szCs w:val="24"/>
                 <w:rtl w:val="0"/>
               </w:rPr>
-              <w:t>4.2 A failed separation has no documented reason: the system requests the reason and does not approve the outcome.</w:t>
+              <w:t>5.2 A failed separation has no documented reason: the system requests the reason and does not approve the outcome.</w:t>
             </w:r>
           </w:p>
         </w:tc>
@@ -15179,7 +15399,7 @@
                 <w:szCs w:val="24"/>
                 <w:rtl w:val="0"/>
               </w:rPr>
-              <w:t>Samples from a successfully collected donation have been received, and the technician is authorized to finalize the laboratory result. Component processing need not be complete before testing begins.</w:t>
+              <w:t>The user is logged in.</w:t>
             </w:r>
           </w:p>
         </w:tc>
@@ -15393,67 +15613,87 @@
                 <w:szCs w:val="24"/>
                 <w:rtl w:val="0"/>
               </w:rPr>
-              <w:t>4. The system checks result completeness, sample links, and the technician’s authority.</w:t>
-            </w:r>
-          </w:p>
-          <w:p>
-            <w:pPr>
-              <w:keepNext/>
-              <w:keepLines/>
-              <w:bidi w:val="0"/>
-              <w:spacing w:after="0" w:line="247" w:lineRule="auto" w:before="0"/>
-              <w:jc w:val="left"/>
-            </w:pPr>
-            <w:r>
-              <w:rPr>
-                <w:rFonts w:cs="Arial" w:ascii="Arial" w:hAnsi="Arial"/>
-                <w:b w:val="0"/>
-                <w:color w:val="14202B"/>
-                <w:sz w:val="21"/>
-                <w:szCs w:val="24"/>
-                <w:rtl w:val="0"/>
-              </w:rPr>
-              <w:t>5. The system saves the test results and final clearance decision.</w:t>
-            </w:r>
-          </w:p>
-          <w:p>
-            <w:pPr>
-              <w:keepNext/>
-              <w:keepLines/>
-              <w:bidi w:val="0"/>
-              <w:spacing w:after="0" w:line="247" w:lineRule="auto" w:before="0"/>
-              <w:jc w:val="left"/>
-            </w:pPr>
-            <w:r>
-              <w:rPr>
-                <w:rFonts w:cs="Arial" w:ascii="Arial" w:hAnsi="Arial"/>
-                <w:b w:val="0"/>
-                <w:color w:val="14202B"/>
-                <w:sz w:val="21"/>
-                <w:szCs w:val="24"/>
-                <w:rtl w:val="0"/>
-              </w:rPr>
-              <w:t>6. The system reevaluates components from the donation and releases only accepted components after processing is complete and stock rules are met.</w:t>
-            </w:r>
-          </w:p>
-          <w:p>
-            <w:pPr>
-              <w:keepNext/>
-              <w:keepLines/>
-              <w:bidi w:val="0"/>
-              <w:spacing w:after="0" w:line="247" w:lineRule="auto" w:before="0"/>
-              <w:jc w:val="left"/>
-            </w:pPr>
-            <w:r>
-              <w:rPr>
-                <w:rFonts w:cs="Arial" w:ascii="Arial" w:hAnsi="Arial"/>
-                <w:b w:val="0"/>
-                <w:color w:val="14202B"/>
-                <w:sz w:val="21"/>
-                <w:szCs w:val="24"/>
-                <w:rtl w:val="0"/>
-              </w:rPr>
-              <w:t>7. The system displays the final decision and component statuses.</w:t>
+              <w:t>4. The technician clicks the finalize button.</w:t>
+            </w:r>
+          </w:p>
+          <w:p>
+            <w:pPr>
+              <w:keepNext/>
+              <w:keepLines/>
+              <w:bidi w:val="0"/>
+              <w:spacing w:after="0" w:line="247" w:lineRule="auto" w:before="0"/>
+              <w:jc w:val="left"/>
+            </w:pPr>
+            <w:r>
+              <w:rPr>
+                <w:rFonts w:cs="Arial" w:ascii="Arial" w:hAnsi="Arial"/>
+                <w:b w:val="0"/>
+                <w:color w:val="14202B"/>
+                <w:sz w:val="21"/>
+                <w:szCs w:val="24"/>
+                <w:rtl w:val="0"/>
+              </w:rPr>
+              <w:t>5. The system checks result completeness and the links between the samples and donation.</w:t>
+            </w:r>
+          </w:p>
+          <w:p>
+            <w:pPr>
+              <w:keepNext/>
+              <w:keepLines/>
+              <w:bidi w:val="0"/>
+              <w:spacing w:after="0" w:line="247" w:lineRule="auto" w:before="0"/>
+              <w:jc w:val="left"/>
+            </w:pPr>
+            <w:r>
+              <w:rPr>
+                <w:rFonts w:cs="Arial" w:ascii="Arial" w:hAnsi="Arial"/>
+                <w:b w:val="0"/>
+                <w:color w:val="14202B"/>
+                <w:sz w:val="21"/>
+                <w:szCs w:val="24"/>
+                <w:rtl w:val="0"/>
+              </w:rPr>
+              <w:t>6. The system saves the test results and final clearance decision.</w:t>
+            </w:r>
+          </w:p>
+          <w:p>
+            <w:pPr>
+              <w:keepNext/>
+              <w:keepLines/>
+              <w:bidi w:val="0"/>
+              <w:spacing w:after="0" w:line="247" w:lineRule="auto" w:before="0"/>
+              <w:jc w:val="left"/>
+            </w:pPr>
+            <w:r>
+              <w:rPr>
+                <w:rFonts w:cs="Arial" w:ascii="Arial" w:hAnsi="Arial"/>
+                <w:b w:val="0"/>
+                <w:color w:val="14202B"/>
+                <w:sz w:val="21"/>
+                <w:szCs w:val="24"/>
+                <w:rtl w:val="0"/>
+              </w:rPr>
+              <w:t>7. The system reevaluates components from the donation and releases only accepted components after processing is complete and stock rules are met.</w:t>
+            </w:r>
+          </w:p>
+          <w:p>
+            <w:pPr>
+              <w:keepNext/>
+              <w:keepLines/>
+              <w:bidi w:val="0"/>
+              <w:spacing w:after="0" w:line="247" w:lineRule="auto" w:before="0"/>
+              <w:jc w:val="left"/>
+            </w:pPr>
+            <w:r>
+              <w:rPr>
+                <w:rFonts w:cs="Arial" w:ascii="Arial" w:hAnsi="Arial"/>
+                <w:b w:val="0"/>
+                <w:color w:val="14202B"/>
+                <w:sz w:val="21"/>
+                <w:szCs w:val="24"/>
+                <w:rtl w:val="0"/>
+              </w:rPr>
+              <w:t>8. The system displays the final decision and component statuses.</w:t>
             </w:r>
           </w:p>
         </w:tc>
@@ -15530,37 +15770,37 @@
                 <w:szCs w:val="24"/>
                 <w:rtl w:val="0"/>
               </w:rPr>
-              <w:t>3.1 Results show failed screening: the technician records the failed decision and reason; the system saves them, prevents availability of every component from the donation, and displays the decision.</w:t>
-            </w:r>
-            <w:r>
-              <w:rPr>
-                <w:rFonts w:cs="Arial" w:ascii="Arial" w:hAnsi="Arial"/>
-                <w:b w:val="0"/>
-                <w:color w:val="14202B"/>
-                <w:sz w:val="21"/>
-                <w:szCs w:val="24"/>
-                <w:rtl w:val="0"/>
-              </w:rPr>
-            </w:r>
-          </w:p>
-          <w:p>
-            <w:pPr>
-              <w:keepNext/>
-              <w:keepLines/>
-              <w:bidi w:val="0"/>
-              <w:spacing w:after="0" w:line="247" w:lineRule="auto" w:before="0"/>
-              <w:jc w:val="left"/>
-            </w:pPr>
-            <w:r>
-              <w:rPr>
-                <w:rFonts w:cs="Arial" w:ascii="Arial" w:hAnsi="Arial"/>
-                <w:b w:val="0"/>
-                <w:color w:val="14202B"/>
-                <w:sz w:val="21"/>
-                <w:szCs w:val="24"/>
-                <w:rtl w:val="0"/>
-              </w:rPr>
-              <w:t>6.1 Component processing is not complete: the system retains the laboratory result, keeps components unavailable, and reevaluates them when processing results are recorded.</w:t>
+              <w:t>3.1 Results show failed screening: the technician records the failed decision and reason, then clicks the finalize button; the system saves them, prevents availability of every component from the donation, and displays the decision.</w:t>
+            </w:r>
+            <w:r>
+              <w:rPr>
+                <w:rFonts w:cs="Arial" w:ascii="Arial" w:hAnsi="Arial"/>
+                <w:b w:val="0"/>
+                <w:color w:val="14202B"/>
+                <w:sz w:val="21"/>
+                <w:szCs w:val="24"/>
+                <w:rtl w:val="0"/>
+              </w:rPr>
+            </w:r>
+          </w:p>
+          <w:p>
+            <w:pPr>
+              <w:keepNext/>
+              <w:keepLines/>
+              <w:bidi w:val="0"/>
+              <w:spacing w:after="0" w:line="247" w:lineRule="auto" w:before="0"/>
+              <w:jc w:val="left"/>
+            </w:pPr>
+            <w:r>
+              <w:rPr>
+                <w:rFonts w:cs="Arial" w:ascii="Arial" w:hAnsi="Arial"/>
+                <w:b w:val="0"/>
+                <w:color w:val="14202B"/>
+                <w:sz w:val="21"/>
+                <w:szCs w:val="24"/>
+                <w:rtl w:val="0"/>
+              </w:rPr>
+              <w:t>7.1 Component processing is not complete: the system retains the laboratory result, keeps components unavailable, and reevaluates them when processing results are recorded.</w:t>
             </w:r>
             <w:r>
               <w:rPr>
@@ -15647,7 +15887,7 @@
                 <w:szCs w:val="24"/>
                 <w:rtl w:val="0"/>
               </w:rPr>
-              <w:t>4.1 Samples do not match, required results are missing, a failed result has no reason, the technician lacks approval authority, or a conflicting final decision exists: the system rejects finalization, explains why, and does not change component availability.</w:t>
+              <w:t>5.1 Samples do not match, required results are missing, a failed result has no reason, or a conflicting final decision exists: the system rejects finalization, explains why, and does not change component availability.</w:t>
             </w:r>
             <w:r>
               <w:rPr>
@@ -16131,7 +16371,7 @@
                 <w:szCs w:val="24"/>
                 <w:rtl w:val="0"/>
               </w:rPr>
-              <w:t>The staff member is assigned to a hospital authorized to submit requests, and the patient, need, and location information needed for matching are available.</w:t>
+              <w:t>The user is logged in.</w:t>
             </w:r>
           </w:p>
         </w:tc>
@@ -16377,27 +16617,27 @@
                 <w:szCs w:val="24"/>
                 <w:rtl w:val="0"/>
               </w:rPr>
-              <w:t>4. The system displays the matched bank and the “Submit Request” and “Retry” buttons.</w:t>
-            </w:r>
-          </w:p>
-          <w:p>
-            <w:pPr>
-              <w:keepNext/>
-              <w:keepLines/>
-              <w:bidi w:val="0"/>
-              <w:spacing w:after="0" w:line="247" w:lineRule="auto" w:before="0"/>
-              <w:jc w:val="left"/>
-            </w:pPr>
-            <w:r>
-              <w:rPr>
-                <w:rFonts w:cs="Arial" w:ascii="Arial" w:hAnsi="Arial"/>
-                <w:b w:val="0"/>
-                <w:color w:val="14202B"/>
-                <w:sz w:val="21"/>
-                <w:szCs w:val="24"/>
-                <w:rtl w:val="0"/>
-              </w:rPr>
-              <w:t>5. The staff member reviews the details and displayed bank, then selects “Submit Request”.</w:t>
+              <w:t>4. The system displays the matched bank and the submit and retry buttons.</w:t>
+            </w:r>
+          </w:p>
+          <w:p>
+            <w:pPr>
+              <w:keepNext/>
+              <w:keepLines/>
+              <w:bidi w:val="0"/>
+              <w:spacing w:after="0" w:line="247" w:lineRule="auto" w:before="0"/>
+              <w:jc w:val="left"/>
+            </w:pPr>
+            <w:r>
+              <w:rPr>
+                <w:rFonts w:cs="Arial" w:ascii="Arial" w:hAnsi="Arial"/>
+                <w:b w:val="0"/>
+                <w:color w:val="14202B"/>
+                <w:sz w:val="21"/>
+                <w:szCs w:val="24"/>
+                <w:rtl w:val="0"/>
+              </w:rPr>
+              <w:t>5. The staff member reviews the details and displayed bank, then clicks the submit button.</w:t>
             </w:r>
           </w:p>
           <w:p>
@@ -16554,7 +16794,7 @@
                 <w:szCs w:val="24"/>
                 <w:rtl w:val="0"/>
               </w:rPr>
-              <w:t>4.1 The staff member selects “Retry”: the system reevaluates current stock and displays a new match or no match under FR-19.</w:t>
+              <w:t>4.1 The staff member clicks the retry button: the system reevaluates current stock and displays a new match or no match under FR-19.</w:t>
             </w:r>
             <w:r>
               <w:rPr>
@@ -16584,7 +16824,7 @@
                 <w:szCs w:val="24"/>
                 <w:rtl w:val="0"/>
               </w:rPr>
-              <w:t>4.2 No match is found: the system displays “No Match” and “Retry”; no request is submitted to a bank.</w:t>
+              <w:t>4.2 No match is found: the system displays a no-match message and a retry button; no request is submitted to a bank.</w:t>
             </w:r>
             <w:r>
               <w:rPr>
@@ -16614,7 +16854,7 @@
                 <w:szCs w:val="24"/>
                 <w:rtl w:val="0"/>
               </w:rPr>
-              <w:t>5.1 The staff member cancels before selecting “Submit Request”: no request is created.</w:t>
+              <w:t>5.1 The staff member cancels before clicking the submit button: no request is created.</w:t>
             </w:r>
             <w:r>
               <w:rPr>
@@ -17237,7 +17477,7 @@
                 <w:szCs w:val="24"/>
                 <w:rtl w:val="0"/>
               </w:rPr>
-              <w:t>An authorized hospital staff member has entered request data, and location data needed to determine proximity is available. The request need not be saved before matching.</w:t>
+              <w:t>The user is logged in.</w:t>
             </w:r>
           </w:p>
         </w:tc>
@@ -17411,7 +17651,7 @@
                 <w:szCs w:val="24"/>
                 <w:rtl w:val="0"/>
               </w:rPr>
-              <w:t>2. They request a match search.</w:t>
+              <w:t>2. They click the search button.</w:t>
             </w:r>
           </w:p>
           <w:p>
@@ -17471,7 +17711,7 @@
                 <w:szCs w:val="24"/>
                 <w:rtl w:val="0"/>
               </w:rPr>
-              <w:t>5. The system displays that bank and match details with “Submit Request” and “Retry” buttons.</w:t>
+              <w:t>5. The system displays that bank and match details with submit and retry buttons.</w:t>
             </w:r>
           </w:p>
         </w:tc>
@@ -17548,7 +17788,7 @@
                 <w:szCs w:val="24"/>
                 <w:rtl w:val="0"/>
               </w:rPr>
-              <w:t>4.1 No bank can provide the full exact-match quantity: the system displays “No Match” and “Retry” without enabling submission to an unmatched bank.</w:t>
+              <w:t>4.1 No bank can provide the full exact-match quantity: the system displays a no-match message and a retry button without enabling submission to an unmatched bank.</w:t>
             </w:r>
             <w:r>
               <w:rPr>
@@ -17578,7 +17818,7 @@
                 <w:szCs w:val="24"/>
                 <w:rtl w:val="0"/>
               </w:rPr>
-              <w:t>5.1 Staff select “Retry”: the system searches again using current request data and inventory and displays the updated result.</w:t>
+              <w:t>5.1 Staff click the retry button: the system searches again using current request data and inventory and displays the updated result.</w:t>
             </w:r>
             <w:r>
               <w:rPr>
@@ -18149,7 +18389,7 @@
                 <w:szCs w:val="24"/>
                 <w:rtl w:val="0"/>
               </w:rPr>
-              <w:t>A pending request and its notification are addressed to the bank. Inventory staff are assigned to that bank and authorized to decide the request. Stock sufficiency is checked at acceptance.</w:t>
+              <w:t>The user is logged in.</w:t>
             </w:r>
           </w:p>
         </w:tc>
@@ -18303,27 +18543,27 @@
                 <w:szCs w:val="24"/>
                 <w:rtl w:val="0"/>
               </w:rPr>
-              <w:t>1. Hospital staff enter request data; the system displays the matched bank and “Submit Request” and “Retry” buttons.</w:t>
-            </w:r>
-          </w:p>
-          <w:p>
-            <w:pPr>
-              <w:keepNext/>
-              <w:keepLines/>
-              <w:bidi w:val="0"/>
-              <w:spacing w:after="0" w:line="247" w:lineRule="auto" w:before="0"/>
-              <w:jc w:val="left"/>
-            </w:pPr>
-            <w:r>
-              <w:rPr>
-                <w:rFonts w:cs="Arial" w:ascii="Arial" w:hAnsi="Arial"/>
-                <w:b w:val="0"/>
-                <w:color w:val="14202B"/>
-                <w:sz w:val="21"/>
-                <w:szCs w:val="24"/>
-                <w:rtl w:val="0"/>
-              </w:rPr>
-              <w:t>2. They select “Submit Request”; the system saves the request as pending and notifies inventory staff at the matched bank.</w:t>
+              <w:t>1. Hospital staff enter request data; the system displays the matched bank and submit and retry buttons.</w:t>
+            </w:r>
+          </w:p>
+          <w:p>
+            <w:pPr>
+              <w:keepNext/>
+              <w:keepLines/>
+              <w:bidi w:val="0"/>
+              <w:spacing w:after="0" w:line="247" w:lineRule="auto" w:before="0"/>
+              <w:jc w:val="left"/>
+            </w:pPr>
+            <w:r>
+              <w:rPr>
+                <w:rFonts w:cs="Arial" w:ascii="Arial" w:hAnsi="Arial"/>
+                <w:b w:val="0"/>
+                <w:color w:val="14202B"/>
+                <w:sz w:val="21"/>
+                <w:szCs w:val="24"/>
+                <w:rtl w:val="0"/>
+              </w:rPr>
+              <w:t>2. They click the submit button; the system saves the request as pending and notifies inventory staff at the matched bank.</w:t>
             </w:r>
           </w:p>
           <w:p>
@@ -18363,7 +18603,7 @@
                 <w:szCs w:val="24"/>
                 <w:rtl w:val="0"/>
               </w:rPr>
-              <w:t>4. Inventory staff select “Accept” for the request.</w:t>
+              <w:t>4. Inventory staff click the accept button for the request.</w:t>
             </w:r>
           </w:p>
           <w:p>
@@ -18500,7 +18740,7 @@
                 <w:szCs w:val="24"/>
                 <w:rtl w:val="0"/>
               </w:rPr>
-              <w:t>1.1 Hospital staff select “Retry”: the system reevaluates the match before submission.</w:t>
+              <w:t>1.1 Hospital staff click the retry button: the system reevaluates the match before submission.</w:t>
             </w:r>
             <w:r>
               <w:rPr>
@@ -18560,7 +18800,7 @@
                 <w:szCs w:val="24"/>
                 <w:rtl w:val="0"/>
               </w:rPr>
-              <w:t>4.1 Inventory staff select “Reject”: the system records rejection without reserving units and displays the decision.</w:t>
+              <w:t>4.1 Inventory staff click the reject button: the system records rejection without reserving units and displays the decision.</w:t>
             </w:r>
             <w:r>
               <w:rPr>
@@ -19235,7 +19475,7 @@
                 <w:szCs w:val="24"/>
                 <w:rtl w:val="0"/>
               </w:rPr>
-              <w:t>Historical data exists within the authorized scope, and the forecasting method and its settings have been specified before this function is implemented.</w:t>
+              <w:t>The user is logged in.</w:t>
             </w:r>
           </w:p>
         </w:tc>
@@ -19451,67 +19691,87 @@
                 <w:szCs w:val="24"/>
                 <w:rtl w:val="0"/>
               </w:rPr>
-              <w:t>3. The system retrieves and prepares relevant historical demand data.</w:t>
-            </w:r>
-          </w:p>
-          <w:p>
-            <w:pPr>
-              <w:keepNext/>
-              <w:keepLines/>
-              <w:bidi w:val="0"/>
-              <w:spacing w:after="0" w:line="247" w:lineRule="auto" w:before="0"/>
-              <w:jc w:val="left"/>
-            </w:pPr>
-            <w:r>
-              <w:rPr>
-                <w:rFonts w:cs="Arial" w:ascii="Arial" w:hAnsi="Arial"/>
-                <w:b w:val="0"/>
-                <w:color w:val="14202B"/>
-                <w:sz w:val="21"/>
-                <w:szCs w:val="24"/>
-                <w:rtl w:val="0"/>
-              </w:rPr>
-              <w:t>4. The system runs the approved forecasting method.</w:t>
-            </w:r>
-          </w:p>
-          <w:p>
-            <w:pPr>
-              <w:keepNext/>
-              <w:keepLines/>
-              <w:bidi w:val="0"/>
-              <w:spacing w:after="0" w:line="247" w:lineRule="auto" w:before="0"/>
-              <w:jc w:val="left"/>
-            </w:pPr>
-            <w:r>
-              <w:rPr>
-                <w:rFonts w:cs="Arial" w:ascii="Arial" w:hAnsi="Arial"/>
-                <w:b w:val="0"/>
-                <w:color w:val="14202B"/>
-                <w:sz w:val="21"/>
-                <w:szCs w:val="24"/>
-                <w:rtl w:val="0"/>
-              </w:rPr>
-              <w:t>5. The system saves the result with its scope and information needed to identify and retrieve it.</w:t>
-            </w:r>
-          </w:p>
-          <w:p>
-            <w:pPr>
-              <w:keepNext/>
-              <w:keepLines/>
-              <w:bidi w:val="0"/>
-              <w:spacing w:after="0" w:line="247" w:lineRule="auto" w:before="0"/>
-              <w:jc w:val="left"/>
-            </w:pPr>
-            <w:r>
-              <w:rPr>
-                <w:rFonts w:cs="Arial" w:ascii="Arial" w:hAnsi="Arial"/>
-                <w:b w:val="0"/>
-                <w:color w:val="14202B"/>
-                <w:sz w:val="21"/>
-                <w:szCs w:val="24"/>
-                <w:rtl w:val="0"/>
-              </w:rPr>
-              <w:t>6. The system displays the result or a completion message.</w:t>
+              <w:t>3. The administrator clicks the generate button.</w:t>
+            </w:r>
+          </w:p>
+          <w:p>
+            <w:pPr>
+              <w:keepNext/>
+              <w:keepLines/>
+              <w:bidi w:val="0"/>
+              <w:spacing w:after="0" w:line="247" w:lineRule="auto" w:before="0"/>
+              <w:jc w:val="left"/>
+            </w:pPr>
+            <w:r>
+              <w:rPr>
+                <w:rFonts w:cs="Arial" w:ascii="Arial" w:hAnsi="Arial"/>
+                <w:b w:val="0"/>
+                <w:color w:val="14202B"/>
+                <w:sz w:val="21"/>
+                <w:szCs w:val="24"/>
+                <w:rtl w:val="0"/>
+              </w:rPr>
+              <w:t>4. The system retrieves and prepares relevant historical demand data.</w:t>
+            </w:r>
+          </w:p>
+          <w:p>
+            <w:pPr>
+              <w:keepNext/>
+              <w:keepLines/>
+              <w:bidi w:val="0"/>
+              <w:spacing w:after="0" w:line="247" w:lineRule="auto" w:before="0"/>
+              <w:jc w:val="left"/>
+            </w:pPr>
+            <w:r>
+              <w:rPr>
+                <w:rFonts w:cs="Arial" w:ascii="Arial" w:hAnsi="Arial"/>
+                <w:b w:val="0"/>
+                <w:color w:val="14202B"/>
+                <w:sz w:val="21"/>
+                <w:szCs w:val="24"/>
+                <w:rtl w:val="0"/>
+              </w:rPr>
+              <w:t>5. The system runs the approved forecasting method.</w:t>
+            </w:r>
+          </w:p>
+          <w:p>
+            <w:pPr>
+              <w:keepNext/>
+              <w:keepLines/>
+              <w:bidi w:val="0"/>
+              <w:spacing w:after="0" w:line="247" w:lineRule="auto" w:before="0"/>
+              <w:jc w:val="left"/>
+            </w:pPr>
+            <w:r>
+              <w:rPr>
+                <w:rFonts w:cs="Arial" w:ascii="Arial" w:hAnsi="Arial"/>
+                <w:b w:val="0"/>
+                <w:color w:val="14202B"/>
+                <w:sz w:val="21"/>
+                <w:szCs w:val="24"/>
+                <w:rtl w:val="0"/>
+              </w:rPr>
+              <w:t>6. The system saves the result with its scope and information needed to identify and retrieve it.</w:t>
+            </w:r>
+          </w:p>
+          <w:p>
+            <w:pPr>
+              <w:keepNext/>
+              <w:keepLines/>
+              <w:bidi w:val="0"/>
+              <w:spacing w:after="0" w:line="247" w:lineRule="auto" w:before="0"/>
+              <w:jc w:val="left"/>
+            </w:pPr>
+            <w:r>
+              <w:rPr>
+                <w:rFonts w:cs="Arial" w:ascii="Arial" w:hAnsi="Arial"/>
+                <w:b w:val="0"/>
+                <w:color w:val="14202B"/>
+                <w:sz w:val="21"/>
+                <w:szCs w:val="24"/>
+                <w:rtl w:val="0"/>
+              </w:rPr>
+              <w:t>7. The system displays the result or a completion message.</w:t>
             </w:r>
           </w:p>
         </w:tc>
@@ -19588,7 +19848,7 @@
                 <w:szCs w:val="24"/>
                 <w:rtl w:val="0"/>
               </w:rPr>
-              <w:t>4.1 A forecast is requested for another component or group: the system runs it for the new scope without replacing an unrelated earlier result.</w:t>
+              <w:t>3.1 The administrator selects another component or group and clicks the generate button; the system runs it for the new scope without replacing an unrelated earlier result.</w:t>
             </w:r>
             <w:r>
               <w:rPr>
@@ -20181,7 +20441,7 @@
                 <w:szCs w:val="24"/>
                 <w:rtl w:val="0"/>
               </w:rPr>
-              <w:t>A saved forecast exists within the blood bank administrator’s permitted scope.</w:t>
+              <w:t>The user is logged in.</w:t>
             </w:r>
           </w:p>
         </w:tc>
@@ -21945,7 +22205,7 @@
                 <w:szCs w:val="24"/>
                 <w:rtl w:val="0"/>
               </w:rPr>
-              <w:t>A specific component exists within the bank’s scope, and the physical disposal to be documented has occurred.</w:t>
+              <w:t>The user is logged in.</w:t>
             </w:r>
           </w:p>
         </w:tc>
@@ -22159,7 +22419,7 @@
                 <w:szCs w:val="24"/>
                 <w:rtl w:val="0"/>
               </w:rPr>
-              <w:t>4. They request that the disposal record be saved.</w:t>
+              <w:t>4. They click the save button.</w:t>
             </w:r>
           </w:p>
           <w:p>

--- a/docs/use-cases-specificaitons/use-case-specifications-en.docx
+++ b/docs/use-cases-specificaitons/use-case-specifications-en.docx
@@ -5541,6 +5541,10 @@
               <w:keepNext/>
               <w:keepLines/>
               <w:spacing w:after="0" w:line="247" w:lineRule="auto"/>
+              <w:rPr>
+                <w:rFonts w:hint="cs"/>
+                <w:rtl/>
+              </w:rPr>
             </w:pPr>
             <w:r>
               <w:rPr>
@@ -5656,7 +5660,16 @@
                 <w:sz w:val="21"/>
                 <w:szCs w:val="24"/>
               </w:rPr>
-              <w:t>5.1 No results are found: the receptionist may proceed to register a new profile under FR-09.</w:t>
+              <w:t xml:space="preserve">5.1 No results are found: </w:t>
+            </w:r>
+            <w:r>
+              <w:rPr>
+                <w:rFonts w:cs="Arial"/>
+                <w:color w:val="14202B"/>
+                <w:sz w:val="21"/>
+                <w:szCs w:val="24"/>
+              </w:rPr>
+              <w:t>the system displays the option to register the user.</w:t>
             </w:r>
           </w:p>
           <w:p>

--- a/docs/use-cases-specificaitons/use-case-specifications-en.docx
+++ b/docs/use-cases-specificaitons/use-case-specifications-en.docx
@@ -12979,7 +12979,7 @@
                 <w:sz w:val="21"/>
                 <w:szCs w:val="24"/>
               </w:rPr>
-              <w:t>3. They request a match under FR-19; the system validates the data and hospital scope.</w:t>
+              <w:t>3. They request a match; the system validates the data and hospital scope.</w:t>
             </w:r>
           </w:p>
           <w:p>
@@ -13141,7 +13141,7 @@
                 <w:sz w:val="21"/>
                 <w:szCs w:val="24"/>
               </w:rPr>
-              <w:t>4.1 The staff member clicks the retry button: the system reevaluates current stock and displays a new match or no match under FR-19.</w:t>
+              <w:t>4.1 The staff member clicks the retry button: the system reevaluates current stock and displays a new match or no match.</w:t>
             </w:r>
           </w:p>
           <w:p>
@@ -15207,7 +15207,25 @@
                 <w:sz w:val="21"/>
                 <w:szCs w:val="24"/>
               </w:rPr>
-              <w:t>A forecast exists for the selected component, group, and scope and can be retrieved under FR-22. Inventory, requests, and reservations remain unchanged.</w:t>
+              <w:t>A forecast exists for the selected component, group, and scope and can be retrieve</w:t>
+            </w:r>
+            <w:r>
+              <w:rPr>
+                <w:rFonts w:cs="Arial"/>
+                <w:color w:val="14202B"/>
+                <w:sz w:val="21"/>
+                <w:szCs w:val="24"/>
+              </w:rPr>
+              <w:t>d</w:t>
+            </w:r>
+            <w:r>
+              <w:rPr>
+                <w:rFonts w:cs="Arial"/>
+                <w:color w:val="14202B"/>
+                <w:sz w:val="21"/>
+                <w:szCs w:val="24"/>
+              </w:rPr>
+              <w:t>. Inventory, requests, and reservations remain unchanged.</w:t>
             </w:r>
           </w:p>
         </w:tc>
